--- a/docs/CS599_大作业报告.docx
+++ b/docs/CS599_大作业报告.docx
@@ -40,7 +40,7 @@
         <w:rPr>
           <w:b/>
           <w:bCs/>
-          <w:color w:val="2E5E8C"/>
+          <w:color w:val="000000"/>
           <w:sz w:val="36"/>
           <w:szCs w:val="36"/>
         </w:rPr>
@@ -54,7 +54,7 @@
       </w:pPr>
       <w:r>
         <w:rPr>
-          <w:color w:val="555555"/>
+          <w:color w:val="333333"/>
           <w:sz w:val="24"/>
           <w:szCs w:val="24"/>
         </w:rPr>
@@ -88,7 +88,7 @@
               <w:bottom w:val="single" w:color="CCCCCC" w:sz="2"/>
               <w:right w:val="single" w:color="CCCCCC" w:sz="2"/>
             </w:tcBorders>
-            <w:shd w:fill="EEF3F8" w:val="clear"/>
+            <w:shd w:fill="F2F2F2" w:val="clear"/>
             <w:tcMar>
               <w:top w:type="dxa" w:w="90"/>
               <w:left w:type="dxa" w:w="140"/>
@@ -147,7 +147,7 @@
               <w:bottom w:val="single" w:color="CCCCCC" w:sz="2"/>
               <w:right w:val="single" w:color="CCCCCC" w:sz="2"/>
             </w:tcBorders>
-            <w:shd w:fill="EEF3F8" w:val="clear"/>
+            <w:shd w:fill="F2F2F2" w:val="clear"/>
             <w:tcMar>
               <w:top w:type="dxa" w:w="90"/>
               <w:left w:type="dxa" w:w="140"/>
@@ -206,7 +206,7 @@
               <w:bottom w:val="single" w:color="CCCCCC" w:sz="2"/>
               <w:right w:val="single" w:color="CCCCCC" w:sz="2"/>
             </w:tcBorders>
-            <w:shd w:fill="EEF3F8" w:val="clear"/>
+            <w:shd w:fill="F2F2F2" w:val="clear"/>
             <w:tcMar>
               <w:top w:type="dxa" w:w="90"/>
               <w:left w:type="dxa" w:w="140"/>
@@ -265,7 +265,7 @@
               <w:bottom w:val="single" w:color="CCCCCC" w:sz="2"/>
               <w:right w:val="single" w:color="CCCCCC" w:sz="2"/>
             </w:tcBorders>
-            <w:shd w:fill="EEF3F8" w:val="clear"/>
+            <w:shd w:fill="F2F2F2" w:val="clear"/>
             <w:tcMar>
               <w:top w:type="dxa" w:w="90"/>
               <w:left w:type="dxa" w:w="140"/>
@@ -324,7 +324,7 @@
               <w:bottom w:val="single" w:color="CCCCCC" w:sz="2"/>
               <w:right w:val="single" w:color="CCCCCC" w:sz="2"/>
             </w:tcBorders>
-            <w:shd w:fill="EEF3F8" w:val="clear"/>
+            <w:shd w:fill="F2F2F2" w:val="clear"/>
             <w:tcMar>
               <w:top w:type="dxa" w:w="90"/>
               <w:left w:type="dxa" w:w="140"/>
@@ -383,7 +383,7 @@
               <w:bottom w:val="single" w:color="CCCCCC" w:sz="2"/>
               <w:right w:val="single" w:color="CCCCCC" w:sz="2"/>
             </w:tcBorders>
-            <w:shd w:fill="EEF3F8" w:val="clear"/>
+            <w:shd w:fill="F2F2F2" w:val="clear"/>
             <w:tcMar>
               <w:top w:type="dxa" w:w="90"/>
               <w:left w:type="dxa" w:w="140"/>
@@ -442,7 +442,7 @@
               <w:bottom w:val="single" w:color="CCCCCC" w:sz="2"/>
               <w:right w:val="single" w:color="CCCCCC" w:sz="2"/>
             </w:tcBorders>
-            <w:shd w:fill="EEF3F8" w:val="clear"/>
+            <w:shd w:fill="F2F2F2" w:val="clear"/>
             <w:tcMar>
               <w:top w:type="dxa" w:w="90"/>
               <w:left w:type="dxa" w:w="140"/>
@@ -501,7 +501,7 @@
               <w:bottom w:val="single" w:color="CCCCCC" w:sz="2"/>
               <w:right w:val="single" w:color="CCCCCC" w:sz="2"/>
             </w:tcBorders>
-            <w:shd w:fill="EEF3F8" w:val="clear"/>
+            <w:shd w:fill="F2F2F2" w:val="clear"/>
             <w:tcMar>
               <w:top w:type="dxa" w:w="90"/>
               <w:left w:type="dxa" w:w="140"/>
@@ -684,7 +684,7 @@
               <w:bottom w:val="single" w:color="BBBBBB" w:sz="2"/>
               <w:right w:val="single" w:color="BBBBBB" w:sz="2"/>
             </w:tcBorders>
-            <w:shd w:fill="D5E8F0" w:val="clear"/>
+            <w:shd w:fill="E0E0E0" w:val="clear"/>
             <w:tcMar>
               <w:top w:type="dxa" w:w="60"/>
               <w:left w:type="dxa" w:w="100"/>
@@ -714,7 +714,7 @@
               <w:bottom w:val="single" w:color="BBBBBB" w:sz="2"/>
               <w:right w:val="single" w:color="BBBBBB" w:sz="2"/>
             </w:tcBorders>
-            <w:shd w:fill="D5E8F0" w:val="clear"/>
+            <w:shd w:fill="E0E0E0" w:val="clear"/>
             <w:tcMar>
               <w:top w:type="dxa" w:w="60"/>
               <w:left w:type="dxa" w:w="100"/>
@@ -987,7 +987,7 @@
               <w:bottom w:val="single" w:color="BBBBBB" w:sz="2"/>
               <w:right w:val="single" w:color="BBBBBB" w:sz="2"/>
             </w:tcBorders>
-            <w:shd w:fill="D5E8F0" w:val="clear"/>
+            <w:shd w:fill="E0E0E0" w:val="clear"/>
             <w:tcMar>
               <w:top w:type="dxa" w:w="60"/>
               <w:left w:type="dxa" w:w="100"/>
@@ -1017,7 +1017,7 @@
               <w:bottom w:val="single" w:color="BBBBBB" w:sz="2"/>
               <w:right w:val="single" w:color="BBBBBB" w:sz="2"/>
             </w:tcBorders>
-            <w:shd w:fill="D5E8F0" w:val="clear"/>
+            <w:shd w:fill="E0E0E0" w:val="clear"/>
             <w:tcMar>
               <w:top w:type="dxa" w:w="60"/>
               <w:left w:type="dxa" w:w="100"/>
@@ -1047,7 +1047,7 @@
               <w:bottom w:val="single" w:color="BBBBBB" w:sz="2"/>
               <w:right w:val="single" w:color="BBBBBB" w:sz="2"/>
             </w:tcBorders>
-            <w:shd w:fill="D5E8F0" w:val="clear"/>
+            <w:shd w:fill="E0E0E0" w:val="clear"/>
             <w:tcMar>
               <w:top w:type="dxa" w:w="60"/>
               <w:left w:type="dxa" w:w="100"/>
@@ -1644,7 +1644,7 @@
               <w:bottom w:val="single" w:color="BBBBBB" w:sz="2"/>
               <w:right w:val="single" w:color="BBBBBB" w:sz="2"/>
             </w:tcBorders>
-            <w:shd w:fill="D5E8F0" w:val="clear"/>
+            <w:shd w:fill="E0E0E0" w:val="clear"/>
             <w:tcMar>
               <w:top w:type="dxa" w:w="60"/>
               <w:left w:type="dxa" w:w="100"/>
@@ -1674,7 +1674,7 @@
               <w:bottom w:val="single" w:color="BBBBBB" w:sz="2"/>
               <w:right w:val="single" w:color="BBBBBB" w:sz="2"/>
             </w:tcBorders>
-            <w:shd w:fill="D5E8F0" w:val="clear"/>
+            <w:shd w:fill="E0E0E0" w:val="clear"/>
             <w:tcMar>
               <w:top w:type="dxa" w:w="60"/>
               <w:left w:type="dxa" w:w="100"/>
@@ -1704,7 +1704,7 @@
               <w:bottom w:val="single" w:color="BBBBBB" w:sz="2"/>
               <w:right w:val="single" w:color="BBBBBB" w:sz="2"/>
             </w:tcBorders>
-            <w:shd w:fill="D5E8F0" w:val="clear"/>
+            <w:shd w:fill="E0E0E0" w:val="clear"/>
             <w:tcMar>
               <w:top w:type="dxa" w:w="60"/>
               <w:left w:type="dxa" w:w="100"/>
@@ -2108,7 +2108,7 @@
               <w:bottom w:val="single" w:color="D0D7DE" w:sz="4"/>
               <w:right w:val="single" w:color="D0D7DE" w:sz="4"/>
             </w:tcBorders>
-            <w:shd w:fill="F6F8FA" w:val="clear"/>
+            <w:shd w:fill="F5F5F5" w:val="clear"/>
             <w:tcMar>
               <w:top w:type="dxa" w:w="100"/>
               <w:left w:type="dxa" w:w="160"/>
@@ -2342,7 +2342,7 @@
               <w:bottom w:val="single" w:color="D0D7DE" w:sz="4"/>
               <w:right w:val="single" w:color="D0D7DE" w:sz="4"/>
             </w:tcBorders>
-            <w:shd w:fill="F6F8FA" w:val="clear"/>
+            <w:shd w:fill="F5F5F5" w:val="clear"/>
             <w:tcMar>
               <w:top w:type="dxa" w:w="100"/>
               <w:left w:type="dxa" w:w="160"/>
@@ -2498,7 +2498,7 @@
               <w:bottom w:val="single" w:color="D0D7DE" w:sz="4"/>
               <w:right w:val="single" w:color="D0D7DE" w:sz="4"/>
             </w:tcBorders>
-            <w:shd w:fill="F6F8FA" w:val="clear"/>
+            <w:shd w:fill="F5F5F5" w:val="clear"/>
             <w:tcMar>
               <w:top w:type="dxa" w:w="100"/>
               <w:left w:type="dxa" w:w="160"/>
@@ -2758,7 +2758,7 @@
               <w:bottom w:val="single" w:color="BBBBBB" w:sz="2"/>
               <w:right w:val="single" w:color="BBBBBB" w:sz="2"/>
             </w:tcBorders>
-            <w:shd w:fill="D5E8F0" w:val="clear"/>
+            <w:shd w:fill="E0E0E0" w:val="clear"/>
             <w:tcMar>
               <w:top w:type="dxa" w:w="60"/>
               <w:left w:type="dxa" w:w="100"/>
@@ -2788,7 +2788,7 @@
               <w:bottom w:val="single" w:color="BBBBBB" w:sz="2"/>
               <w:right w:val="single" w:color="BBBBBB" w:sz="2"/>
             </w:tcBorders>
-            <w:shd w:fill="D5E8F0" w:val="clear"/>
+            <w:shd w:fill="E0E0E0" w:val="clear"/>
             <w:tcMar>
               <w:top w:type="dxa" w:w="60"/>
               <w:left w:type="dxa" w:w="100"/>
@@ -2818,7 +2818,7 @@
               <w:bottom w:val="single" w:color="BBBBBB" w:sz="2"/>
               <w:right w:val="single" w:color="BBBBBB" w:sz="2"/>
             </w:tcBorders>
-            <w:shd w:fill="D5E8F0" w:val="clear"/>
+            <w:shd w:fill="E0E0E0" w:val="clear"/>
             <w:tcMar>
               <w:top w:type="dxa" w:w="60"/>
               <w:left w:type="dxa" w:w="100"/>
@@ -2848,7 +2848,7 @@
               <w:bottom w:val="single" w:color="BBBBBB" w:sz="2"/>
               <w:right w:val="single" w:color="BBBBBB" w:sz="2"/>
             </w:tcBorders>
-            <w:shd w:fill="D5E8F0" w:val="clear"/>
+            <w:shd w:fill="E0E0E0" w:val="clear"/>
             <w:tcMar>
               <w:top w:type="dxa" w:w="60"/>
               <w:left w:type="dxa" w:w="100"/>
@@ -3435,7 +3435,7 @@
               <w:bottom w:val="single" w:color="BBBBBB" w:sz="2"/>
               <w:right w:val="single" w:color="BBBBBB" w:sz="2"/>
             </w:tcBorders>
-            <w:shd w:fill="D5E8F0" w:val="clear"/>
+            <w:shd w:fill="E0E0E0" w:val="clear"/>
             <w:tcMar>
               <w:top w:type="dxa" w:w="60"/>
               <w:left w:type="dxa" w:w="100"/>
@@ -3465,7 +3465,7 @@
               <w:bottom w:val="single" w:color="BBBBBB" w:sz="2"/>
               <w:right w:val="single" w:color="BBBBBB" w:sz="2"/>
             </w:tcBorders>
-            <w:shd w:fill="D5E8F0" w:val="clear"/>
+            <w:shd w:fill="E0E0E0" w:val="clear"/>
             <w:tcMar>
               <w:top w:type="dxa" w:w="60"/>
               <w:left w:type="dxa" w:w="100"/>
@@ -3495,7 +3495,7 @@
               <w:bottom w:val="single" w:color="BBBBBB" w:sz="2"/>
               <w:right w:val="single" w:color="BBBBBB" w:sz="2"/>
             </w:tcBorders>
-            <w:shd w:fill="D5E8F0" w:val="clear"/>
+            <w:shd w:fill="E0E0E0" w:val="clear"/>
             <w:tcMar>
               <w:top w:type="dxa" w:w="60"/>
               <w:left w:type="dxa" w:w="100"/>
@@ -4426,7 +4426,7 @@
       <w:rFonts w:ascii="Microsoft YaHei" w:cs="Microsoft YaHei" w:eastAsia="Microsoft YaHei" w:hAnsi="Microsoft YaHei"/>
       <w:b/>
       <w:bCs/>
-      <w:color w:val="1F4E79"/>
+      <w:color w:val="000000"/>
       <w:sz w:val="30"/>
       <w:szCs w:val="30"/>
     </w:rPr>
@@ -4444,7 +4444,7 @@
       <w:rFonts w:ascii="Microsoft YaHei" w:cs="Microsoft YaHei" w:eastAsia="Microsoft YaHei" w:hAnsi="Microsoft YaHei"/>
       <w:b/>
       <w:bCs/>
-      <w:color w:val="2E5E8C"/>
+      <w:color w:val="000000"/>
       <w:sz w:val="24"/>
       <w:szCs w:val="24"/>
     </w:rPr>
